--- a/zhs/docx/058.content.docx
+++ b/zhs/docx/058.content.docx
@@ -19,7 +19,7 @@
         <w:rPr>
           <w:lang w:val="zh_CN" w:bidi="zh_CN"/>
         </w:rPr>
-        <w:t>Resource: 关键词 (SRV)</w:t>
+        <w:t>Resource: Familiarization, Internalization, Articulation (Fia) Terms</w:t>
       </w:r>
       <w:r>
         <w:rPr>
@@ -39,42 +39,61 @@
           <w:b/>
           <w:lang w:val="zh_CN" w:bidi="zh_CN"/>
         </w:rPr>
-        <w:t>Familiarization, Internalization, Articulation (FIA) Key Terms</w:t>
-      </w:r>
-      <w:r>
-        <w:rPr>
-          <w:lang w:val="zh_CN" w:bidi="zh_CN"/>
-        </w:rPr>
-        <w:t xml:space="preserve"> © 2023 SRV Partners Released under CC BY-SA 4.0 license. </w:t>
-      </w:r>
-      <w:r>
-        <w:rPr>
-          <w:lang w:val="zh_CN" w:bidi="zh_CN"/>
-        </w:rPr>
-        <w:t>Familiarization, Internalization, Articulation (FIA) Key Terms</w:t>
-      </w:r>
-      <w:r>
-        <w:rPr>
-          <w:lang w:val="zh_CN" w:bidi="zh_CN"/>
-        </w:rPr>
-        <w:t xml:space="preserve"> has been adapted in the following languages Tok Pisin, عربي, Français, हिंदी, Bahasa Indonesia, Português, Русский, Español, Kiswahili, 简体中文 from </w:t>
-      </w:r>
-      <w:r>
-        <w:rPr>
-          <w:lang w:val="zh_CN" w:bidi="zh_CN"/>
-        </w:rPr>
-        <w:t>Familiarization, Internalization, Articulation (FIA)</w:t>
-      </w:r>
-      <w:r>
-        <w:rPr>
-          <w:lang w:val="zh_CN" w:bidi="zh_CN"/>
-        </w:rPr>
-        <w:t xml:space="preserve"> © 2023 SRV Partners. Released under CC BY-SA 4.0 license by Mission Mutual</w:t>
-      </w:r>
-      <w:r>
-        <w:rPr>
-          <w:lang w:val="zh_CN" w:bidi="zh_CN"/>
-        </w:rPr>
+        <w:t>Familiarization, Internalization, Articulation (Fia) Terms</w:t>
+      </w:r>
+      <w:r>
+        <w:rPr>
+          <w:lang w:val="zh_CN" w:bidi="zh_CN"/>
+        </w:rPr>
+        <w:t xml:space="preserve"> (Chinese (Simplified)) is based on: </w:t>
+      </w:r>
+      <w:r>
+        <w:rPr>
+          <w:lang w:val="zh_CN" w:bidi="zh_CN"/>
+        </w:rPr>
+        <w:t>Familiarization, Internalization, Articulation (Fia) Terms</w:t>
+      </w:r>
+      <w:r>
+        <w:rPr>
+          <w:lang w:val="zh_CN" w:bidi="zh_CN"/>
+        </w:rPr>
+        <w:t xml:space="preserve">, </w:t>
+      </w:r>
+      <w:hyperlink r:id="rId13">
+        <w:r>
+          <w:rPr>
+            <w:lang w:val="zh_CN" w:bidi="zh_CN"/>
+          </w:rPr>
+          <w:rPr>
+            <w:color w:val="0000EE"/>
+            <w:u w:val="single"/>
+          </w:rPr>
+          <w:t>SRV Partners</w:t>
+        </w:r>
+      </w:hyperlink>
+      <w:r>
+        <w:rPr>
+          <w:lang w:val="zh_CN" w:bidi="zh_CN"/>
+        </w:rPr>
+        <w:t xml:space="preserve">, 2023, which is licensed under a </w:t>
+      </w:r>
+      <w:hyperlink r:id="rId14">
+        <w:r>
+          <w:rPr>
+            <w:lang w:val="zh_CN" w:bidi="zh_CN"/>
+          </w:rPr>
+          <w:rPr>
+            <w:color w:val="0000EE"/>
+            <w:u w:val="single"/>
+          </w:rPr>
+          <w:t>CC BY-SA 4.0 license</w:t>
+        </w:r>
+      </w:hyperlink>
+      <w:r>
+        <w:rPr>
+          <w:lang w:val="zh_CN" w:bidi="zh_CN"/>
+        </w:rPr>
+        <w:t>.</w:t>
       </w:r>
       <w:r>
         <w:rPr>
@@ -83,6 +102,30 @@
       </w:r>
     </w:p>
     <w:p>
+      <w:pPr/>
+      <w:r>
+        <w:rPr>
+          <w:lang w:val="zh_CN" w:bidi="zh_CN"/>
+        </w:rPr>
+      </w:r>
+      <w:r>
+        <w:rPr>
+          <w:lang w:val="zh_CN" w:bidi="zh_CN"/>
+        </w:rPr>
+        <w:t>This PDF version is provided under the same license.</w:t>
+      </w:r>
+      <w:r>
+        <w:rPr>
+          <w:lang w:val="zh_CN" w:bidi="zh_CN"/>
+        </w:rPr>
+      </w:r>
+      <w:r>
+        <w:rPr>
+          <w:lang w:val="zh_CN" w:bidi="zh_CN"/>
+        </w:rPr>
+      </w:r>
+    </w:p>
+    <w:p>
       <w:pPr>
         <w:pStyle w:val="Heading1"/>
       </w:pPr>
@@ -90,7 +133,7 @@
         <w:rPr>
           <w:lang w:val="zh_CN" w:bidi="zh_CN"/>
         </w:rPr>
-        <w:t>关键词 (SRV)</w:t>
+        <w:t>Familiarization, Internalization, Articulation (Fia) Terms</w:t>
       </w:r>
     </w:p>
     <w:p>
@@ -207,6 +250,7 @@
       </w:r>
       <w:r>
         <w:rPr>
+          <w:b/>
           <w:lang w:val="zh_CN" w:bidi="zh_CN"/>
         </w:rPr>
         <w:t>荣耀</w:t>
@@ -242,19 +286,7 @@
         <w:rPr>
           <w:lang w:val="zh_CN" w:bidi="zh_CN"/>
         </w:rPr>
-        <w:t>给神时，他们会</w:t>
-      </w:r>
-      <w:r>
-        <w:rPr>
-          <w:lang w:val="zh_CN" w:bidi="zh_CN"/>
-        </w:rPr>
-        <w:t>赞美</w:t>
-      </w:r>
-      <w:r>
-        <w:rPr>
-          <w:lang w:val="zh_CN" w:bidi="zh_CN"/>
-        </w:rPr>
-        <w:t>神、敬佩神、并说神的好话。</w:t>
+        <w:t>归给神时，他们会赞美神、敬佩神、并说神的好话。</w:t>
       </w:r>
     </w:p>
     <w:p>
@@ -333,24 +365,14 @@
       </w:r>
     </w:p>
     <w:p>
-      <w:pPr/>
-      <w:r>
-        <w:rPr>
-          <w:lang w:val="zh_CN" w:bidi="zh_CN"/>
-        </w:rPr>
-      </w:r>
-      <w:r>
-        <w:rPr>
-          <w:b/>
-          <w:lang w:val="zh_CN" w:bidi="zh_CN"/>
-        </w:rPr>
-        <w:t>荣耀</w:t>
-      </w:r>
-      <w:r>
-        <w:rPr>
-          <w:lang w:val="zh_CN" w:bidi="zh_CN"/>
-        </w:rPr>
-        <w:t>是你做了令人印象深刻的事而获得的名声和钦佩。</w:t>
+      <w:pPr>
+        <w:pStyle w:val="Heading4"/>
+      </w:pPr>
+      <w:r>
+        <w:rPr>
+          <w:lang w:val="zh_CN" w:bidi="zh_CN"/>
+        </w:rPr>
+        <w:t>Audio Content</w:t>
       </w:r>
     </w:p>
     <w:p>
@@ -360,24 +382,33 @@
           <w:lang w:val="zh_CN" w:bidi="zh_CN"/>
         </w:rPr>
       </w:r>
-      <w:r>
-        <w:rPr>
-          <w:lang w:val="zh_CN" w:bidi="zh_CN"/>
-        </w:rPr>
-        <w:t>当人们将</w:t>
-      </w:r>
-      <w:r>
-        <w:rPr>
-          <w:i/>
-          <w:lang w:val="zh_CN" w:bidi="zh_CN"/>
-        </w:rPr>
-        <w:t>荣耀</w:t>
-      </w:r>
-      <w:r>
-        <w:rPr>
-          <w:lang w:val="zh_CN" w:bidi="zh_CN"/>
-        </w:rPr>
-        <w:t>归给神时，他们会赞美神、敬佩神、并说神的好话。</w:t>
+      <w:hyperlink r:id="rId15">
+        <w:r>
+          <w:rPr>
+            <w:lang w:val="zh_CN" w:bidi="zh_CN"/>
+          </w:rPr>
+          <w:rPr>
+            <w:color w:val="0000EE"/>
+            <w:u w:val="single"/>
+          </w:rPr>
+          <w:t>mp3 file</w:t>
+        </w:r>
+      </w:hyperlink>
+      <w:r>
+        <w:rPr>
+          <w:lang w:val="zh_CN" w:bidi="zh_CN"/>
+        </w:rPr>
+        <w:t xml:space="preserve"> (None KB)</w:t>
+      </w:r>
+      <w:r>
+        <w:rPr>
+          <w:lang w:val="zh_CN" w:bidi="zh_CN"/>
+        </w:rPr>
+      </w:r>
+      <w:r>
+        <w:rPr>
+          <w:lang w:val="zh_CN" w:bidi="zh_CN"/>
+        </w:rPr>
       </w:r>
     </w:p>
     <w:p>
@@ -387,24 +418,21 @@
           <w:lang w:val="zh_CN" w:bidi="zh_CN"/>
         </w:rPr>
       </w:r>
-      <w:r>
-        <w:rPr>
-          <w:lang w:val="zh_CN" w:bidi="zh_CN"/>
-        </w:rPr>
-        <w:t>当神</w:t>
-      </w:r>
-      <w:r>
-        <w:rPr>
-          <w:i/>
-          <w:lang w:val="zh_CN" w:bidi="zh_CN"/>
-        </w:rPr>
-        <w:t>显出</w:t>
-      </w:r>
-      <w:r>
-        <w:rPr>
-          <w:lang w:val="zh_CN" w:bidi="zh_CN"/>
-        </w:rPr>
-        <w:t>祂的荣耀时，人们就可以看到神是何等美丽、大有能力、威严。在圣经中，没有多少人有机会看到神的荣耀，所以当它发生时，这是一个非常特别，且令人印象深刻的时刻。它是如此的令人印象深刻，以至于当人们看到神的荣耀时，他们通常会变得非常害怕。有时人们会同时看到非常明亮的光，但并非总是如此。</w:t>
+    </w:p>
+    <w:p>
+      <w:pPr>
+        <w:pStyle w:val="Heading2"/>
+      </w:pPr>
+      <w:r>
+        <w:rPr>
+          <w:lang w:val="zh_CN" w:bidi="zh_CN"/>
+        </w:rPr>
+        <w:t>荣耀</w:t>
+      </w:r>
+      <w:r>
+        <w:rPr>
+          <w:lang w:val="zh_CN" w:bidi="zh_CN"/>
+        </w:rPr>
       </w:r>
     </w:p>
     <w:p>
@@ -414,11 +442,180 @@
           <w:lang w:val="zh_CN" w:bidi="zh_CN"/>
         </w:rPr>
       </w:r>
+      <w:hyperlink r:id="rId16">
+        <w:r>
+          <w:rPr>
+            <w:lang w:val="zh_CN" w:bidi="zh_CN"/>
+          </w:rPr>
+          <w:rPr>
+            <w:color w:val="0000EE"/>
+            <w:u w:val="single"/>
+          </w:rPr>
+          <w:t>荣耀</w:t>
+        </w:r>
+      </w:hyperlink>
+      <w:r>
+        <w:rPr>
+          <w:lang w:val="zh_CN" w:bidi="zh_CN"/>
+        </w:rPr>
+        <w:t>是你做了令人印象深刻的事而获得的名声和钦佩。</w:t>
+      </w:r>
+    </w:p>
+    <w:p>
+      <w:pPr/>
+      <w:r>
+        <w:rPr>
+          <w:lang w:val="zh_CN" w:bidi="zh_CN"/>
+        </w:rPr>
+      </w:r>
+      <w:r>
+        <w:rPr>
+          <w:lang w:val="zh_CN" w:bidi="zh_CN"/>
+        </w:rPr>
+        <w:t>当人们将</w:t>
+      </w:r>
+      <w:r>
+        <w:rPr>
+          <w:i/>
+          <w:lang w:val="zh_CN" w:bidi="zh_CN"/>
+        </w:rPr>
+        <w:t>荣耀</w:t>
+      </w:r>
+      <w:r>
+        <w:rPr>
+          <w:lang w:val="zh_CN" w:bidi="zh_CN"/>
+        </w:rPr>
+        <w:t>给神时，他们会</w:t>
+      </w:r>
+      <w:hyperlink r:id="rId17">
+        <w:r>
+          <w:rPr>
+            <w:lang w:val="zh_CN" w:bidi="zh_CN"/>
+          </w:rPr>
+          <w:rPr>
+            <w:color w:val="0000EE"/>
+            <w:u w:val="single"/>
+          </w:rPr>
+          <w:t>赞美</w:t>
+        </w:r>
+      </w:hyperlink>
+      <w:r>
+        <w:rPr>
+          <w:lang w:val="zh_CN" w:bidi="zh_CN"/>
+        </w:rPr>
+        <w:t>神、敬佩神、并说神的好话。</w:t>
+      </w:r>
+    </w:p>
+    <w:p>
+      <w:pPr/>
+      <w:r>
+        <w:rPr>
+          <w:lang w:val="zh_CN" w:bidi="zh_CN"/>
+        </w:rPr>
+      </w:r>
+      <w:r>
+        <w:rPr>
+          <w:lang w:val="zh_CN" w:bidi="zh_CN"/>
+        </w:rPr>
+        <w:t>当神</w:t>
+      </w:r>
+      <w:r>
+        <w:rPr>
+          <w:i/>
+          <w:lang w:val="zh_CN" w:bidi="zh_CN"/>
+        </w:rPr>
+        <w:t>显出</w:t>
+      </w:r>
+      <w:r>
+        <w:rPr>
+          <w:lang w:val="zh_CN" w:bidi="zh_CN"/>
+        </w:rPr>
+        <w:t>祂的荣耀时，人们就可以看到神是何等美丽、大有能力、威严。在圣经中，没有多少人有机会看到神的荣耀，所以当它发生时，这是一个非常特别，且令人印象深刻的时刻。它是如此的令人印象深刻，以至于当人们看到神的荣耀时，他们通常会变得非常害怕。有时人们会同时看到非常明亮的光，但并非总是如此。</w:t>
+      </w:r>
+    </w:p>
+    <w:p>
+      <w:pPr/>
+      <w:r>
+        <w:rPr>
+          <w:lang w:val="zh_CN" w:bidi="zh_CN"/>
+        </w:rPr>
+      </w:r>
       <w:r>
         <w:rPr>
           <w:lang w:val="zh_CN" w:bidi="zh_CN"/>
         </w:rPr>
         <w:t>翻译荣耀这个词可能会很困难。在某些情况下，你可以说"神的大能和荣耀"。当你荣耀神的时候，你就会显出神的大能和荣耀。</w:t>
+      </w:r>
+      <w:r>
+        <w:rPr>
+          <w:lang w:val="zh_CN" w:bidi="zh_CN"/>
+        </w:rPr>
+      </w:r>
+      <w:r>
+        <w:rPr>
+          <w:lang w:val="zh_CN" w:bidi="zh_CN"/>
+        </w:rPr>
+      </w:r>
+    </w:p>
+    <w:p>
+      <w:pPr/>
+      <w:r>
+        <w:rPr>
+          <w:lang w:val="zh_CN" w:bidi="zh_CN"/>
+        </w:rPr>
+      </w:r>
+    </w:p>
+    <w:p>
+      <w:pPr>
+        <w:pStyle w:val="Heading2"/>
+      </w:pPr>
+      <w:r>
+        <w:rPr>
+          <w:lang w:val="zh_CN" w:bidi="zh_CN"/>
+        </w:rPr>
+        <w:t>荣耀</w:t>
+      </w:r>
+      <w:r>
+        <w:rPr>
+          <w:lang w:val="zh_CN" w:bidi="zh_CN"/>
+        </w:rPr>
+      </w:r>
+    </w:p>
+    <w:p>
+      <w:pPr>
+        <w:pStyle w:val="Heading4"/>
+      </w:pPr>
+      <w:r>
+        <w:rPr>
+          <w:lang w:val="zh_CN" w:bidi="zh_CN"/>
+        </w:rPr>
+        <w:t>Audio Content</w:t>
+      </w:r>
+    </w:p>
+    <w:p>
+      <w:pPr/>
+      <w:r>
+        <w:rPr>
+          <w:lang w:val="zh_CN" w:bidi="zh_CN"/>
+        </w:rPr>
+      </w:r>
+      <w:hyperlink r:id="rId15">
+        <w:r>
+          <w:rPr>
+            <w:lang w:val="zh_CN" w:bidi="zh_CN"/>
+          </w:rPr>
+          <w:rPr>
+            <w:color w:val="0000EE"/>
+            <w:u w:val="single"/>
+          </w:rPr>
+          <w:t>mp3 file</w:t>
+        </w:r>
+      </w:hyperlink>
+      <w:r>
+        <w:rPr>
+          <w:lang w:val="zh_CN" w:bidi="zh_CN"/>
+        </w:rPr>
+        <w:t xml:space="preserve"> (None KB)</w:t>
       </w:r>
       <w:r>
         <w:rPr>

--- a/zhs/docx/058.content.docx
+++ b/zhs/docx/058.content.docx
@@ -39,80 +39,37 @@
           <w:b/>
           <w:lang w:val="zh_CN" w:bidi="zh_CN"/>
         </w:rPr>
-        <w:t>Familiarization, Internalization, Articulation (Fia) Terms</w:t>
-      </w:r>
-      <w:r>
-        <w:rPr>
-          <w:lang w:val="zh_CN" w:bidi="zh_CN"/>
-        </w:rPr>
-        <w:t xml:space="preserve"> (Chinese (Simplified)) is based on: </w:t>
-      </w:r>
-      <w:r>
-        <w:rPr>
-          <w:lang w:val="zh_CN" w:bidi="zh_CN"/>
-        </w:rPr>
-        <w:t>Familiarization, Internalization, Articulation (Fia) Terms</w:t>
-      </w:r>
-      <w:r>
-        <w:rPr>
-          <w:lang w:val="zh_CN" w:bidi="zh_CN"/>
-        </w:rPr>
-        <w:t xml:space="preserve">, </w:t>
-      </w:r>
-      <w:hyperlink r:id="rId13">
-        <w:r>
-          <w:rPr>
-            <w:lang w:val="zh_CN" w:bidi="zh_CN"/>
-          </w:rPr>
-          <w:rPr>
-            <w:color w:val="0000EE"/>
-            <w:u w:val="single"/>
-          </w:rPr>
-          <w:t>SRV Partners</w:t>
-        </w:r>
-      </w:hyperlink>
-      <w:r>
-        <w:rPr>
-          <w:lang w:val="zh_CN" w:bidi="zh_CN"/>
-        </w:rPr>
-        <w:t xml:space="preserve">, 2023, which is licensed under a </w:t>
-      </w:r>
-      <w:hyperlink r:id="rId14">
-        <w:r>
-          <w:rPr>
-            <w:lang w:val="zh_CN" w:bidi="zh_CN"/>
-          </w:rPr>
-          <w:rPr>
-            <w:color w:val="0000EE"/>
-            <w:u w:val="single"/>
-          </w:rPr>
-          <w:t>CC BY-SA 4.0 license</w:t>
-        </w:r>
-      </w:hyperlink>
-      <w:r>
-        <w:rPr>
-          <w:lang w:val="zh_CN" w:bidi="zh_CN"/>
-        </w:rPr>
-        <w:t>.</w:t>
-      </w:r>
-      <w:r>
-        <w:rPr>
-          <w:lang w:val="zh_CN" w:bidi="zh_CN"/>
-        </w:rPr>
-      </w:r>
-    </w:p>
-    <w:p>
-      <w:pPr/>
-      <w:r>
-        <w:rPr>
-          <w:lang w:val="zh_CN" w:bidi="zh_CN"/>
-        </w:rPr>
-      </w:r>
-      <w:r>
-        <w:rPr>
-          <w:lang w:val="zh_CN" w:bidi="zh_CN"/>
-        </w:rPr>
-        <w:t>This PDF version is provided under the same license.</w:t>
+        <w:t>Familiarization, Internalization, Articulation (FIA) Key Terms</w:t>
+      </w:r>
+      <w:r>
+        <w:rPr>
+          <w:lang w:val="zh_CN" w:bidi="zh_CN"/>
+        </w:rPr>
+        <w:t xml:space="preserve"> © 2023 SRV Partners Released under CC BY-SA 4.0 license. </w:t>
+      </w:r>
+      <w:r>
+        <w:rPr>
+          <w:lang w:val="zh_CN" w:bidi="zh_CN"/>
+        </w:rPr>
+        <w:t>Familiarization, Internalization, Articulation (FIA) Key Terms</w:t>
+      </w:r>
+      <w:r>
+        <w:rPr>
+          <w:lang w:val="zh_CN" w:bidi="zh_CN"/>
+        </w:rPr>
+        <w:t xml:space="preserve"> has been adapted in the following languages Tok Pisin, عربي, Français, हिंदी, Bahasa Indonesia, Português, Русский, Español, Kiswahili, 简体中文 from </w:t>
+      </w:r>
+      <w:r>
+        <w:rPr>
+          <w:lang w:val="zh_CN" w:bidi="zh_CN"/>
+        </w:rPr>
+        <w:t>Familiarization, Internalization, Articulation (FIA)</w:t>
+      </w:r>
+      <w:r>
+        <w:rPr>
+          <w:lang w:val="zh_CN" w:bidi="zh_CN"/>
+        </w:rPr>
+        <w:t xml:space="preserve"> © 2023 SRV Partners. Released under CC BY-SA 4.0 license by Mission Mutual</w:t>
       </w:r>
       <w:r>
         <w:rPr>
@@ -382,7 +339,7 @@
           <w:lang w:val="zh_CN" w:bidi="zh_CN"/>
         </w:rPr>
       </w:r>
-      <w:hyperlink r:id="rId15">
+      <w:hyperlink r:id="rId13">
         <w:r>
           <w:rPr>
             <w:lang w:val="zh_CN" w:bidi="zh_CN"/>
@@ -442,7 +399,7 @@
           <w:lang w:val="zh_CN" w:bidi="zh_CN"/>
         </w:rPr>
       </w:r>
-      <w:hyperlink r:id="rId16">
+      <w:hyperlink r:id="rId14">
         <w:r>
           <w:rPr>
             <w:lang w:val="zh_CN" w:bidi="zh_CN"/>
@@ -487,7 +444,7 @@
         </w:rPr>
         <w:t>给神时，他们会</w:t>
       </w:r>
-      <w:hyperlink r:id="rId17">
+      <w:hyperlink r:id="rId15">
         <w:r>
           <w:rPr>
             <w:lang w:val="zh_CN" w:bidi="zh_CN"/>
@@ -599,7 +556,7 @@
           <w:lang w:val="zh_CN" w:bidi="zh_CN"/>
         </w:rPr>
       </w:r>
-      <w:hyperlink r:id="rId15">
+      <w:hyperlink r:id="rId13">
         <w:r>
           <w:rPr>
             <w:lang w:val="zh_CN" w:bidi="zh_CN"/>

--- a/zhs/docx/058.content.docx
+++ b/zhs/docx/058.content.docx
@@ -45,7 +45,7 @@
         <w:rPr>
           <w:lang w:val="zh_CN" w:bidi="zh_CN"/>
         </w:rPr>
-        <w:t xml:space="preserve"> © 2023 SRV Partners Released under CC BY-SA 4.0 license. </w:t>
+        <w:t xml:space="preserve"> © 2025 Word Collective Released under CC BY-SA 4.0 license. </w:t>
       </w:r>
       <w:r>
         <w:rPr>
@@ -69,7 +69,7 @@
         <w:rPr>
           <w:lang w:val="zh_CN" w:bidi="zh_CN"/>
         </w:rPr>
-        <w:t xml:space="preserve"> © 2023 SRV Partners. Released under CC BY-SA 4.0 license by Mission Mutual</w:t>
+        <w:t xml:space="preserve"> © 2025 Word Collective. Released under CC BY-SA 4.0 license by Mission Mutual</w:t>
       </w:r>
       <w:r>
         <w:rPr>
